--- a/COME-AVVIARE-DB-CON-DOCKER.docx
+++ b/COME-AVVIARE-DB-CON-DOCKER.docx
@@ -1146,7 +1146,11 @@
       <w:bookmarkEnd w:id="3"/>
       <w:r>
         <w:rPr/>
-        <w:t>FROM postgres:16</w:t>
+        <w:t>FROM postgres:</w:t>
+      </w:r>
+      <w:r>
+        <w:rPr/>
+        <w:t>latest</w:t>
       </w:r>
     </w:p>
     <w:p>
@@ -1756,6 +1760,28 @@
     <w:p>
       <w:pPr>
         <w:pStyle w:val="HorizontalLine"/>
+        <w:bidi w:val="0"/>
+        <w:jc w:val="start"/>
+        <w:rPr/>
+      </w:pPr>
+      <w:r>
+        <w:rPr/>
+      </w:r>
+    </w:p>
+    <w:p>
+      <w:pPr>
+        <w:pStyle w:val="Heading1"/>
+        <w:bidi w:val="0"/>
+        <w:jc w:val="start"/>
+        <w:rPr/>
+      </w:pPr>
+      <w:r>
+        <w:rPr/>
+      </w:r>
+    </w:p>
+    <w:p>
+      <w:pPr>
+        <w:pStyle w:val="Heading1"/>
         <w:bidi w:val="0"/>
         <w:jc w:val="start"/>
         <w:rPr/>
